--- a/pr-preview/pr-231/chapters/slides-posters-figures.docx
+++ b/pr-preview/pr-231/chapters/slides-posters-figures.docx
@@ -15,7 +15,7 @@
         <w:pStyle w:val="Date"/>
       </w:pPr>
       <w:r>
-        <w:t xml:space="preserve">Last modified: 2026-10-16 03:46:06 (PDT)</w:t>
+        <w:t xml:space="preserve">Last modified: 2026-10-16 03:53:51 (PDT)</w:t>
       </w:r>
     </w:p>
     <w:p>
@@ -464,7 +464,7 @@
       </w:r>
     </w:p>
     <w:bookmarkEnd w:id="12"/>
-    <w:bookmarkStart w:id="17" w:name="sec-scientific-figures"/>
+    <w:bookmarkStart w:id="18" w:name="sec-scientific-figures"/>
     <w:p>
       <w:pPr>
         <w:pStyle w:val="Heading2"/>
@@ -821,13 +821,44 @@
         </w:numPr>
       </w:pPr>
       <w:r>
-        <w:t xml:space="preserve">Draw the figure with a modern package, such as ggplot2,</w:t>
-      </w:r>
-      <w:r>
-        <w:t xml:space="preserve"> </w:t>
-      </w:r>
-      <w:r>
-        <w:t xml:space="preserve">and with plotly when an interactive version helps,</w:t>
+        <w:t xml:space="preserve">Draw the figure with a modern package, such as</w:t>
+      </w:r>
+      <w:r>
+        <w:t xml:space="preserve"> </w:t>
+      </w:r>
+      <w:hyperlink r:id="rId16">
+        <w:r>
+          <w:rPr>
+            <w:rStyle w:val="Hyperlink"/>
+          </w:rPr>
+          <w:t xml:space="preserve">ggplot2</w:t>
+        </w:r>
+      </w:hyperlink>
+      <w:r>
+        <w:t xml:space="preserve">,</w:t>
+      </w:r>
+      <w:r>
+        <w:t xml:space="preserve"> </w:t>
+      </w:r>
+      <w:r>
+        <w:t xml:space="preserve">and with</w:t>
+      </w:r>
+      <w:r>
+        <w:t xml:space="preserve"> </w:t>
+      </w:r>
+      <w:hyperlink r:id="rId13">
+        <w:r>
+          <w:rPr>
+            <w:rStyle w:val="Hyperlink"/>
+          </w:rPr>
+          <w:t xml:space="preserve">plotly</w:t>
+        </w:r>
+      </w:hyperlink>
+      <w:r>
+        <w:t xml:space="preserve"> </w:t>
+      </w:r>
+      <w:r>
+        <w:t xml:space="preserve">when an interactive version helps,</w:t>
       </w:r>
       <w:r>
         <w:t xml:space="preserve"> </w:t>
@@ -939,7 +970,7 @@
           <w:numId w:val="1004"/>
         </w:numPr>
       </w:pPr>
-      <w:hyperlink r:id="rId16">
+      <w:hyperlink r:id="rId17">
         <w:r>
           <w:rPr>
             <w:rStyle w:val="Hyperlink"/>
@@ -966,8 +997,8 @@
         <w:t xml:space="preserve">with sidenotes, typography, and tight integration of graphics with text</w:t>
       </w:r>
     </w:p>
-    <w:bookmarkEnd w:id="17"/>
-    <w:bookmarkStart w:id="33" w:name="sec-3d-graphs"/>
+    <w:bookmarkEnd w:id="18"/>
+    <w:bookmarkStart w:id="34" w:name="sec-3d-graphs"/>
     <w:p>
       <w:pPr>
         <w:pStyle w:val="Heading2"/>
@@ -1088,7 +1119,7 @@
       <w:r>
         <w:t xml:space="preserve"> </w:t>
       </w:r>
-      <w:hyperlink r:id="rId18">
+      <w:hyperlink r:id="rId19">
         <w:r>
           <w:rPr>
             <w:rStyle w:val="Hyperlink"/>
@@ -1120,7 +1151,7 @@
       <w:r>
         <w:t xml:space="preserve"> </w:t>
       </w:r>
-      <w:hyperlink r:id="rId19">
+      <w:hyperlink r:id="rId20">
         <w:r>
           <w:rPr>
             <w:rStyle w:val="Hyperlink"/>
@@ -1194,18 +1225,18 @@
                 <wp:inline>
                   <wp:extent cx="152400" cy="152400"/>
                   <wp:effectExtent b="0" l="0" r="0" t="0"/>
-                  <wp:docPr descr="" title="" id="21" name="Picture"/>
+                  <wp:docPr descr="" title="" id="22" name="Picture"/>
                   <a:graphic>
                     <a:graphicData uri="http://schemas.openxmlformats.org/drawingml/2006/picture">
                       <pic:pic>
                         <pic:nvPicPr>
-                          <pic:cNvPr descr="/opt/quarto/share/formats/docx/note.png" id="22" name="Picture"/>
+                          <pic:cNvPr descr="/opt/quarto/share/formats/docx/note.png" id="23" name="Picture"/>
                           <pic:cNvPicPr>
                             <a:picLocks noChangeArrowheads="1" noChangeAspect="1"/>
                           </pic:cNvPicPr>
                         </pic:nvPicPr>
                         <pic:blipFill>
-                          <a:blip r:embed="rId20"/>
+                          <a:blip r:embed="rId21"/>
                           <a:stretch>
                             <a:fillRect/>
                           </a:stretch>
@@ -1273,7 +1304,7 @@
             <w:r>
               <w:t xml:space="preserve"> </w:t>
             </w:r>
-            <w:hyperlink r:id="rId23">
+            <w:hyperlink r:id="rId24">
               <w:r>
                 <w:rPr>
                   <w:rStyle w:val="Hyperlink"/>
@@ -1290,7 +1321,7 @@
             <w:r>
               <w:t xml:space="preserve"> </w:t>
             </w:r>
-            <w:hyperlink r:id="rId24">
+            <w:hyperlink r:id="rId25">
               <w:r>
                 <w:rPr>
                   <w:rStyle w:val="Hyperlink"/>
@@ -1319,7 +1350,7 @@
             <w:r>
               <w:t xml:space="preserve"> </w:t>
             </w:r>
-            <w:hyperlink r:id="rId25">
+            <w:hyperlink r:id="rId26">
               <w:r>
                 <w:rPr>
                   <w:rStyle w:val="Hyperlink"/>
@@ -1344,8 +1375,8 @@
         </w:tc>
       </w:tr>
     </w:tbl>
-    <w:bookmarkStart w:id="32" w:name="refs"/>
-    <w:bookmarkStart w:id="27" w:name="ref-kirchoff2021"/>
+    <w:bookmarkStart w:id="33" w:name="refs"/>
+    <w:bookmarkStart w:id="28" w:name="ref-kirchoff2021"/>
     <w:p>
       <w:pPr>
         <w:pStyle w:val="Bibliography"/>
@@ -1378,7 +1409,7 @@
       <w:r>
         <w:t xml:space="preserve"> </w:t>
       </w:r>
-      <w:hyperlink r:id="rId26">
+      <w:hyperlink r:id="rId27">
         <w:r>
           <w:rPr>
             <w:rStyle w:val="Hyperlink"/>
@@ -1390,8 +1421,8 @@
         <w:t xml:space="preserve">.</w:t>
       </w:r>
     </w:p>
-    <w:bookmarkEnd w:id="27"/>
-    <w:bookmarkStart w:id="29" w:name="ref-ratcliff2023"/>
+    <w:bookmarkEnd w:id="28"/>
+    <w:bookmarkStart w:id="30" w:name="ref-ratcliff2023"/>
     <w:p>
       <w:pPr>
         <w:pStyle w:val="Bibliography"/>
@@ -1436,7 +1467,7 @@
       <w:r>
         <w:t xml:space="preserve"> </w:t>
       </w:r>
-      <w:hyperlink r:id="rId28">
+      <w:hyperlink r:id="rId29">
         <w:r>
           <w:rPr>
             <w:rStyle w:val="Hyperlink"/>
@@ -1448,8 +1479,8 @@
         <w:t xml:space="preserve">.</w:t>
       </w:r>
     </w:p>
-    <w:bookmarkEnd w:id="29"/>
-    <w:bookmarkStart w:id="31" w:name="ref-rougier2014"/>
+    <w:bookmarkEnd w:id="30"/>
+    <w:bookmarkStart w:id="32" w:name="ref-rougier2014"/>
     <w:p>
       <w:pPr>
         <w:pStyle w:val="Bibliography"/>
@@ -1482,7 +1513,7 @@
       <w:r>
         <w:t xml:space="preserve"> </w:t>
       </w:r>
-      <w:hyperlink r:id="rId30">
+      <w:hyperlink r:id="rId31">
         <w:r>
           <w:rPr>
             <w:rStyle w:val="Hyperlink"/>
@@ -1494,9 +1525,9 @@
         <w:t xml:space="preserve">.</w:t>
       </w:r>
     </w:p>
-    <w:bookmarkEnd w:id="31"/>
     <w:bookmarkEnd w:id="32"/>
     <w:bookmarkEnd w:id="33"/>
+    <w:bookmarkEnd w:id="34"/>
     <w:sectPr>
       <w:footnotePr>
         <w:numRestart w:val="eachSect"/>

--- a/pr-preview/pr-231/chapters/slides-posters-figures.docx
+++ b/pr-preview/pr-231/chapters/slides-posters-figures.docx
@@ -15,7 +15,7 @@
         <w:pStyle w:val="Date"/>
       </w:pPr>
       <w:r>
-        <w:t xml:space="preserve">Last modified: 2026-10-16 03:53:51 (PDT)</w:t>
+        <w:t xml:space="preserve">Last modified: 2026-10-16 04:19:44 (PDT)</w:t>
       </w:r>
     </w:p>
     <w:p>
@@ -464,7 +464,7 @@
       </w:r>
     </w:p>
     <w:bookmarkEnd w:id="12"/>
-    <w:bookmarkStart w:id="18" w:name="sec-scientific-figures"/>
+    <w:bookmarkStart w:id="19" w:name="sec-scientific-figures"/>
     <w:p>
       <w:pPr>
         <w:pStyle w:val="Heading2"/>
@@ -803,7 +803,7 @@
         </w:numPr>
       </w:pPr>
       <w:r>
-        <w:t xml:space="preserve">Put the legend at the bottom of the plot, unless you have a reason to put it elsewhere.</w:t>
+        <w:t xml:space="preserve">Put the plot’s legend (the key to colors, shapes and line types) at the bottom of the plot, unless you have a reason to put it elsewhere.</w:t>
       </w:r>
       <w:r>
         <w:t xml:space="preserve"> </w:t>
@@ -821,7 +821,7 @@
         </w:numPr>
       </w:pPr>
       <w:r>
-        <w:t xml:space="preserve">Draw the figure with a modern package, such as</w:t>
+        <w:t xml:space="preserve">In R, draw the static version of a figure with</w:t>
       </w:r>
       <w:r>
         <w:t xml:space="preserve"> </w:t>
@@ -841,12 +841,260 @@
         <w:t xml:space="preserve"> </w:t>
       </w:r>
       <w:r>
-        <w:t xml:space="preserve">and with</w:t>
-      </w:r>
-      <w:r>
-        <w:t xml:space="preserve"> </w:t>
-      </w:r>
-      <w:hyperlink r:id="rId13">
+        <w:t xml:space="preserve">and the interactive version with plotly as described in</w:t>
+      </w:r>
+      <w:r>
+        <w:t xml:space="preserve"> </w:t>
+      </w:r>
+      <w:hyperlink w:anchor="sec-scientific-figures">
+        <w:r>
+          <w:rPr>
+            <w:rStyle w:val="Hyperlink"/>
+          </w:rPr>
+          <w:t xml:space="preserve">Section 3</w:t>
+        </w:r>
+      </w:hyperlink>
+      <w:r>
+        <w:t xml:space="preserve">.</w:t>
+      </w:r>
+      <w:r>
+        <w:t xml:space="preserve"> </w:t>
+      </w:r>
+      <w:hyperlink r:id="rId17">
+        <w:r>
+          <w:rPr>
+            <w:rStyle w:val="Hyperlink"/>
+          </w:rPr>
+          <w:t xml:space="preserve">Present R results with modern packages</w:t>
+        </w:r>
+      </w:hyperlink>
+      <w:r>
+        <w:t xml:space="preserve"> </w:t>
+      </w:r>
+      <w:r>
+        <w:t xml:space="preserve">gives the reasons.</w:t>
+      </w:r>
+    </w:p>
+    <w:p>
+      <w:pPr>
+        <w:pStyle w:val="Compact"/>
+        <w:numPr>
+          <w:ilvl w:val="0"/>
+          <w:numId w:val="1003"/>
+        </w:numPr>
+      </w:pPr>
+      <w:r>
+        <w:t xml:space="preserve">Minimize abbreviations in labels and legends.</w:t>
+      </w:r>
+    </w:p>
+    <w:p>
+      <w:pPr>
+        <w:pStyle w:val="Compact"/>
+        <w:numPr>
+          <w:ilvl w:val="0"/>
+          <w:numId w:val="1003"/>
+        </w:numPr>
+      </w:pPr>
+      <w:r>
+        <w:t xml:space="preserve">Use transparency to show overlapping data.</w:t>
+      </w:r>
+    </w:p>
+    <w:p>
+      <w:pPr>
+        <w:pStyle w:val="Compact"/>
+        <w:numPr>
+          <w:ilvl w:val="0"/>
+          <w:numId w:val="1003"/>
+        </w:numPr>
+      </w:pPr>
+      <w:r>
+        <w:t xml:space="preserve">Show measures of precision, such as 95% confidence intervals.</w:t>
+      </w:r>
+    </w:p>
+    <w:p>
+      <w:pPr>
+        <w:pStyle w:val="FirstParagraph"/>
+      </w:pPr>
+      <w:r>
+        <w:t xml:space="preserve">For more:</w:t>
+      </w:r>
+    </w:p>
+    <w:p>
+      <w:pPr>
+        <w:pStyle w:val="Compact"/>
+        <w:numPr>
+          <w:ilvl w:val="0"/>
+          <w:numId w:val="1004"/>
+        </w:numPr>
+      </w:pPr>
+      <w:r>
+        <w:t xml:space="preserve">Ten Simple Rules for Better Figures</w:t>
+      </w:r>
+      <w:r>
+        <w:t xml:space="preserve"> </w:t>
+      </w:r>
+      <w:r>
+        <w:t xml:space="preserve">(Rougier et al. 2014)</w:t>
+      </w:r>
+    </w:p>
+    <w:p>
+      <w:pPr>
+        <w:pStyle w:val="Compact"/>
+        <w:numPr>
+          <w:ilvl w:val="0"/>
+          <w:numId w:val="1004"/>
+        </w:numPr>
+      </w:pPr>
+      <w:hyperlink r:id="rId18">
+        <w:r>
+          <w:rPr>
+            <w:rStyle w:val="Hyperlink"/>
+          </w:rPr>
+          <w:t xml:space="preserve">Tufte CSS</w:t>
+        </w:r>
+      </w:hyperlink>
+      <w:r>
+        <w:t xml:space="preserve"> </w:t>
+      </w:r>
+      <w:r>
+        <w:t xml:space="preserve">-</w:t>
+      </w:r>
+      <w:r>
+        <w:t xml:space="preserve"> </w:t>
+      </w:r>
+      <w:r>
+        <w:t xml:space="preserve">style HTML articles like Edward Tufte’s books and handouts,</w:t>
+      </w:r>
+      <w:r>
+        <w:t xml:space="preserve"> </w:t>
+      </w:r>
+      <w:r>
+        <w:t xml:space="preserve">with sidenotes, typography, and tight integration of graphics with text</w:t>
+      </w:r>
+    </w:p>
+    <w:bookmarkEnd w:id="19"/>
+    <w:bookmarkStart w:id="35" w:name="sec-3d-graphs"/>
+    <w:p>
+      <w:pPr>
+        <w:pStyle w:val="Heading2"/>
+      </w:pPr>
+      <w:r>
+        <w:t xml:space="preserve">4 Three-dimensional graphs</w:t>
+      </w:r>
+    </w:p>
+    <w:p>
+      <w:pPr>
+        <w:pStyle w:val="FirstParagraph"/>
+      </w:pPr>
+      <w:r>
+        <w:t xml:space="preserve">A function of two variables, such as a loss or a residual sum of squares</w:t>
+      </w:r>
+      <w:r>
+        <w:t xml:space="preserve"> </w:t>
+      </w:r>
+      <w:r>
+        <w:t xml:space="preserve">as a function of a regression’s intercept and slope,</w:t>
+      </w:r>
+      <w:r>
+        <w:t xml:space="preserve"> </w:t>
+      </w:r>
+      <w:r>
+        <w:t xml:space="preserve">is a surface.</w:t>
+      </w:r>
+      <w:r>
+        <w:t xml:space="preserve"> </w:t>
+      </w:r>
+      <w:r>
+        <w:t xml:space="preserve">A contour plot shows where the function takes given values and is easy to read values from.</w:t>
+      </w:r>
+      <w:r>
+        <w:t xml:space="preserve"> </w:t>
+      </w:r>
+      <w:r>
+        <w:t xml:space="preserve">A three-dimensional surface plot shows the same function as a landscape,</w:t>
+      </w:r>
+      <w:r>
+        <w:t xml:space="preserve"> </w:t>
+      </w:r>
+      <w:r>
+        <w:t xml:space="preserve">so valleys, ridges and minima are visible at once.</w:t>
+      </w:r>
+      <w:r>
+        <w:t xml:space="preserve"> </w:t>
+      </w:r>
+      <w:r>
+        <w:t xml:space="preserve">Show both when the shape of the surface matters.</w:t>
+      </w:r>
+    </w:p>
+    <w:p>
+      <w:pPr>
+        <w:pStyle w:val="Compact"/>
+        <w:numPr>
+          <w:ilvl w:val="0"/>
+          <w:numId w:val="1005"/>
+        </w:numPr>
+      </w:pPr>
+      <w:r>
+        <w:t xml:space="preserve">Use a 3D plot for a surface, with the function’s value on the vertical axis,</w:t>
+      </w:r>
+      <w:r>
+        <w:t xml:space="preserve"> </w:t>
+      </w:r>
+      <w:r>
+        <w:t xml:space="preserve">and pair it with a contour plot of the same function.</w:t>
+      </w:r>
+    </w:p>
+    <w:p>
+      <w:pPr>
+        <w:pStyle w:val="Compact"/>
+        <w:numPr>
+          <w:ilvl w:val="0"/>
+          <w:numId w:val="1005"/>
+        </w:numPr>
+      </w:pPr>
+      <w:r>
+        <w:t xml:space="preserve">Do not use 3D for data that are not a surface, such as bars or pie charts:</w:t>
+      </w:r>
+      <w:r>
+        <w:t xml:space="preserve"> </w:t>
+      </w:r>
+      <w:r>
+        <w:t xml:space="preserve">perspective makes lengths and areas harder to compare.</w:t>
+      </w:r>
+    </w:p>
+    <w:p>
+      <w:pPr>
+        <w:pStyle w:val="Compact"/>
+        <w:numPr>
+          <w:ilvl w:val="0"/>
+          <w:numId w:val="1005"/>
+        </w:numPr>
+      </w:pPr>
+      <w:r>
+        <w:t xml:space="preserve">Choose the viewing angle so that the feature you discuss, such as the minimum, is not hidden,</w:t>
+      </w:r>
+      <w:r>
+        <w:t xml:space="preserve"> </w:t>
+      </w:r>
+      <w:r>
+        <w:t xml:space="preserve">and label all three axes.</w:t>
+      </w:r>
+    </w:p>
+    <w:p>
+      <w:pPr>
+        <w:pStyle w:val="Compact"/>
+        <w:numPr>
+          <w:ilvl w:val="0"/>
+          <w:numId w:val="1005"/>
+        </w:numPr>
+      </w:pPr>
+      <w:r>
+        <w:t xml:space="preserve">An interactive plot that readers can rotate, such as one made with</w:t>
+      </w:r>
+      <w:r>
+        <w:t xml:space="preserve"> </w:t>
+      </w:r>
+      <w:hyperlink r:id="rId20">
         <w:r>
           <w:rPr>
             <w:rStyle w:val="Hyperlink"/>
@@ -855,279 +1103,6 @@
         </w:r>
       </w:hyperlink>
       <w:r>
-        <w:t xml:space="preserve"> </w:t>
-      </w:r>
-      <w:r>
-        <w:t xml:space="preserve">when an interactive version helps,</w:t>
-      </w:r>
-      <w:r>
-        <w:t xml:space="preserve"> </w:t>
-      </w:r>
-      <w:r>
-        <w:t xml:space="preserve">rather than with base graphics (</w:t>
-      </w:r>
-      <w:r>
-        <w:rPr>
-          <w:rStyle w:val="VerbatimChar"/>
-        </w:rPr>
-        <w:t xml:space="preserve">plot()</w:t>
-      </w:r>
-      <w:r>
-        <w:t xml:space="preserve">,</w:t>
-      </w:r>
-      <w:r>
-        <w:t xml:space="preserve"> </w:t>
-      </w:r>
-      <w:r>
-        <w:rPr>
-          <w:rStyle w:val="VerbatimChar"/>
-        </w:rPr>
-        <w:t xml:space="preserve">par()</w:t>
-      </w:r>
-      <w:r>
-        <w:t xml:space="preserve">,</w:t>
-      </w:r>
-      <w:r>
-        <w:t xml:space="preserve"> </w:t>
-      </w:r>
-      <w:r>
-        <w:rPr>
-          <w:rStyle w:val="VerbatimChar"/>
-        </w:rPr>
-        <w:t xml:space="preserve">lines()</w:t>
-      </w:r>
-      <w:r>
-        <w:t xml:space="preserve">) or other older packages.</w:t>
-      </w:r>
-    </w:p>
-    <w:p>
-      <w:pPr>
-        <w:pStyle w:val="Compact"/>
-        <w:numPr>
-          <w:ilvl w:val="0"/>
-          <w:numId w:val="1003"/>
-        </w:numPr>
-      </w:pPr>
-      <w:r>
-        <w:t xml:space="preserve">Minimize abbreviations in labels and legends.</w:t>
-      </w:r>
-    </w:p>
-    <w:p>
-      <w:pPr>
-        <w:pStyle w:val="Compact"/>
-        <w:numPr>
-          <w:ilvl w:val="0"/>
-          <w:numId w:val="1003"/>
-        </w:numPr>
-      </w:pPr>
-      <w:r>
-        <w:t xml:space="preserve">Use transparency to show overlapping data.</w:t>
-      </w:r>
-    </w:p>
-    <w:p>
-      <w:pPr>
-        <w:pStyle w:val="Compact"/>
-        <w:numPr>
-          <w:ilvl w:val="0"/>
-          <w:numId w:val="1003"/>
-        </w:numPr>
-      </w:pPr>
-      <w:r>
-        <w:t xml:space="preserve">Show measures of precision, such as 95% confidence intervals.</w:t>
-      </w:r>
-    </w:p>
-    <w:p>
-      <w:pPr>
-        <w:pStyle w:val="FirstParagraph"/>
-      </w:pPr>
-      <w:r>
-        <w:t xml:space="preserve">For more:</w:t>
-      </w:r>
-    </w:p>
-    <w:p>
-      <w:pPr>
-        <w:pStyle w:val="Compact"/>
-        <w:numPr>
-          <w:ilvl w:val="0"/>
-          <w:numId w:val="1004"/>
-        </w:numPr>
-      </w:pPr>
-      <w:r>
-        <w:t xml:space="preserve">Ten Simple Rules for Better Figures</w:t>
-      </w:r>
-      <w:r>
-        <w:t xml:space="preserve"> </w:t>
-      </w:r>
-      <w:r>
-        <w:t xml:space="preserve">(Rougier et al. 2014)</w:t>
-      </w:r>
-    </w:p>
-    <w:p>
-      <w:pPr>
-        <w:pStyle w:val="Compact"/>
-        <w:numPr>
-          <w:ilvl w:val="0"/>
-          <w:numId w:val="1004"/>
-        </w:numPr>
-      </w:pPr>
-      <w:hyperlink r:id="rId17">
-        <w:r>
-          <w:rPr>
-            <w:rStyle w:val="Hyperlink"/>
-          </w:rPr>
-          <w:t xml:space="preserve">Tufte CSS</w:t>
-        </w:r>
-      </w:hyperlink>
-      <w:r>
-        <w:t xml:space="preserve"> </w:t>
-      </w:r>
-      <w:r>
-        <w:t xml:space="preserve">-</w:t>
-      </w:r>
-      <w:r>
-        <w:t xml:space="preserve"> </w:t>
-      </w:r>
-      <w:r>
-        <w:t xml:space="preserve">style HTML articles like Edward Tufte’s books and handouts,</w:t>
-      </w:r>
-      <w:r>
-        <w:t xml:space="preserve"> </w:t>
-      </w:r>
-      <w:r>
-        <w:t xml:space="preserve">with sidenotes, typography, and tight integration of graphics with text</w:t>
-      </w:r>
-    </w:p>
-    <w:bookmarkEnd w:id="18"/>
-    <w:bookmarkStart w:id="34" w:name="sec-3d-graphs"/>
-    <w:p>
-      <w:pPr>
-        <w:pStyle w:val="Heading2"/>
-      </w:pPr>
-      <w:r>
-        <w:t xml:space="preserve">4 Three-dimensional graphs</w:t>
-      </w:r>
-    </w:p>
-    <w:p>
-      <w:pPr>
-        <w:pStyle w:val="FirstParagraph"/>
-      </w:pPr>
-      <w:r>
-        <w:t xml:space="preserve">A function of two variables, such as a loss or a residual sum of squares</w:t>
-      </w:r>
-      <w:r>
-        <w:t xml:space="preserve"> </w:t>
-      </w:r>
-      <w:r>
-        <w:t xml:space="preserve">as a function of a regression’s intercept and slope,</w:t>
-      </w:r>
-      <w:r>
-        <w:t xml:space="preserve"> </w:t>
-      </w:r>
-      <w:r>
-        <w:t xml:space="preserve">is a surface.</w:t>
-      </w:r>
-      <w:r>
-        <w:t xml:space="preserve"> </w:t>
-      </w:r>
-      <w:r>
-        <w:t xml:space="preserve">A contour plot shows where the function takes given values and is easy to read values from.</w:t>
-      </w:r>
-      <w:r>
-        <w:t xml:space="preserve"> </w:t>
-      </w:r>
-      <w:r>
-        <w:t xml:space="preserve">A three-dimensional surface plot shows the same function as a landscape,</w:t>
-      </w:r>
-      <w:r>
-        <w:t xml:space="preserve"> </w:t>
-      </w:r>
-      <w:r>
-        <w:t xml:space="preserve">so valleys, ridges and minima are visible at once.</w:t>
-      </w:r>
-      <w:r>
-        <w:t xml:space="preserve"> </w:t>
-      </w:r>
-      <w:r>
-        <w:t xml:space="preserve">Show both when the shape of the surface matters.</w:t>
-      </w:r>
-    </w:p>
-    <w:p>
-      <w:pPr>
-        <w:pStyle w:val="Compact"/>
-        <w:numPr>
-          <w:ilvl w:val="0"/>
-          <w:numId w:val="1005"/>
-        </w:numPr>
-      </w:pPr>
-      <w:r>
-        <w:t xml:space="preserve">Use a 3D plot for a surface, with the function’s value on the vertical axis,</w:t>
-      </w:r>
-      <w:r>
-        <w:t xml:space="preserve"> </w:t>
-      </w:r>
-      <w:r>
-        <w:t xml:space="preserve">and pair it with a contour plot of the same function.</w:t>
-      </w:r>
-    </w:p>
-    <w:p>
-      <w:pPr>
-        <w:pStyle w:val="Compact"/>
-        <w:numPr>
-          <w:ilvl w:val="0"/>
-          <w:numId w:val="1005"/>
-        </w:numPr>
-      </w:pPr>
-      <w:r>
-        <w:t xml:space="preserve">Do not use 3D for data that are not a surface, such as bars or pie charts:</w:t>
-      </w:r>
-      <w:r>
-        <w:t xml:space="preserve"> </w:t>
-      </w:r>
-      <w:r>
-        <w:t xml:space="preserve">perspective makes lengths and areas harder to compare.</w:t>
-      </w:r>
-    </w:p>
-    <w:p>
-      <w:pPr>
-        <w:pStyle w:val="Compact"/>
-        <w:numPr>
-          <w:ilvl w:val="0"/>
-          <w:numId w:val="1005"/>
-        </w:numPr>
-      </w:pPr>
-      <w:r>
-        <w:t xml:space="preserve">Choose the viewing angle so that the feature you discuss, such as the minimum, is not hidden,</w:t>
-      </w:r>
-      <w:r>
-        <w:t xml:space="preserve"> </w:t>
-      </w:r>
-      <w:r>
-        <w:t xml:space="preserve">and label all three axes.</w:t>
-      </w:r>
-    </w:p>
-    <w:p>
-      <w:pPr>
-        <w:pStyle w:val="Compact"/>
-        <w:numPr>
-          <w:ilvl w:val="0"/>
-          <w:numId w:val="1005"/>
-        </w:numPr>
-      </w:pPr>
-      <w:r>
-        <w:t xml:space="preserve">An interactive plot that readers can rotate, such as one made with</w:t>
-      </w:r>
-      <w:r>
-        <w:t xml:space="preserve"> </w:t>
-      </w:r>
-      <w:hyperlink r:id="rId19">
-        <w:r>
-          <w:rPr>
-            <w:rStyle w:val="Hyperlink"/>
-          </w:rPr>
-          <w:t xml:space="preserve">plotly</w:t>
-        </w:r>
-      </w:hyperlink>
-      <w:r>
         <w:t xml:space="preserve">, helps on the web,</w:t>
       </w:r>
       <w:r>
@@ -1151,7 +1126,7 @@
       <w:r>
         <w:t xml:space="preserve"> </w:t>
       </w:r>
-      <w:hyperlink r:id="rId20">
+      <w:hyperlink r:id="rId21">
         <w:r>
           <w:rPr>
             <w:rStyle w:val="Hyperlink"/>
@@ -1225,18 +1200,18 @@
                 <wp:inline>
                   <wp:extent cx="152400" cy="152400"/>
                   <wp:effectExtent b="0" l="0" r="0" t="0"/>
-                  <wp:docPr descr="" title="" id="22" name="Picture"/>
+                  <wp:docPr descr="" title="" id="23" name="Picture"/>
                   <a:graphic>
                     <a:graphicData uri="http://schemas.openxmlformats.org/drawingml/2006/picture">
                       <pic:pic>
                         <pic:nvPicPr>
-                          <pic:cNvPr descr="/opt/quarto/share/formats/docx/note.png" id="23" name="Picture"/>
+                          <pic:cNvPr descr="/opt/quarto/share/formats/docx/note.png" id="24" name="Picture"/>
                           <pic:cNvPicPr>
                             <a:picLocks noChangeArrowheads="1" noChangeAspect="1"/>
                           </pic:cNvPicPr>
                         </pic:nvPicPr>
                         <pic:blipFill>
-                          <a:blip r:embed="rId21"/>
+                          <a:blip r:embed="rId22"/>
                           <a:stretch>
                             <a:fillRect/>
                           </a:stretch>
@@ -1304,7 +1279,7 @@
             <w:r>
               <w:t xml:space="preserve"> </w:t>
             </w:r>
-            <w:hyperlink r:id="rId24">
+            <w:hyperlink r:id="rId25">
               <w:r>
                 <w:rPr>
                   <w:rStyle w:val="Hyperlink"/>
@@ -1321,7 +1296,7 @@
             <w:r>
               <w:t xml:space="preserve"> </w:t>
             </w:r>
-            <w:hyperlink r:id="rId25">
+            <w:hyperlink r:id="rId26">
               <w:r>
                 <w:rPr>
                   <w:rStyle w:val="Hyperlink"/>
@@ -1350,7 +1325,7 @@
             <w:r>
               <w:t xml:space="preserve"> </w:t>
             </w:r>
-            <w:hyperlink r:id="rId26">
+            <w:hyperlink r:id="rId27">
               <w:r>
                 <w:rPr>
                   <w:rStyle w:val="Hyperlink"/>
@@ -1375,8 +1350,8 @@
         </w:tc>
       </w:tr>
     </w:tbl>
-    <w:bookmarkStart w:id="33" w:name="refs"/>
-    <w:bookmarkStart w:id="28" w:name="ref-kirchoff2021"/>
+    <w:bookmarkStart w:id="34" w:name="refs"/>
+    <w:bookmarkStart w:id="29" w:name="ref-kirchoff2021"/>
     <w:p>
       <w:pPr>
         <w:pStyle w:val="Bibliography"/>
@@ -1409,7 +1384,7 @@
       <w:r>
         <w:t xml:space="preserve"> </w:t>
       </w:r>
-      <w:hyperlink r:id="rId27">
+      <w:hyperlink r:id="rId28">
         <w:r>
           <w:rPr>
             <w:rStyle w:val="Hyperlink"/>
@@ -1421,8 +1396,8 @@
         <w:t xml:space="preserve">.</w:t>
       </w:r>
     </w:p>
-    <w:bookmarkEnd w:id="28"/>
-    <w:bookmarkStart w:id="30" w:name="ref-ratcliff2023"/>
+    <w:bookmarkEnd w:id="29"/>
+    <w:bookmarkStart w:id="31" w:name="ref-ratcliff2023"/>
     <w:p>
       <w:pPr>
         <w:pStyle w:val="Bibliography"/>
@@ -1467,7 +1442,7 @@
       <w:r>
         <w:t xml:space="preserve"> </w:t>
       </w:r>
-      <w:hyperlink r:id="rId29">
+      <w:hyperlink r:id="rId30">
         <w:r>
           <w:rPr>
             <w:rStyle w:val="Hyperlink"/>
@@ -1479,8 +1454,8 @@
         <w:t xml:space="preserve">.</w:t>
       </w:r>
     </w:p>
-    <w:bookmarkEnd w:id="30"/>
-    <w:bookmarkStart w:id="32" w:name="ref-rougier2014"/>
+    <w:bookmarkEnd w:id="31"/>
+    <w:bookmarkStart w:id="33" w:name="ref-rougier2014"/>
     <w:p>
       <w:pPr>
         <w:pStyle w:val="Bibliography"/>
@@ -1513,7 +1488,7 @@
       <w:r>
         <w:t xml:space="preserve"> </w:t>
       </w:r>
-      <w:hyperlink r:id="rId31">
+      <w:hyperlink r:id="rId32">
         <w:r>
           <w:rPr>
             <w:rStyle w:val="Hyperlink"/>
@@ -1525,9 +1500,9 @@
         <w:t xml:space="preserve">.</w:t>
       </w:r>
     </w:p>
-    <w:bookmarkEnd w:id="32"/>
     <w:bookmarkEnd w:id="33"/>
     <w:bookmarkEnd w:id="34"/>
+    <w:bookmarkEnd w:id="35"/>
     <w:sectPr>
       <w:footnotePr>
         <w:numRestart w:val="eachSect"/>
